--- a/Guidelines/Drinking Water How.docx
+++ b/Guidelines/Drinking Water How.docx
@@ -2438,35 +2438,7 @@
                 <w:sz w:val="22"/>
                 <w:szCs w:val="22"/>
               </w:rPr>
-              <w:t xml:space="preserve">All samples with results below the detection limit must have a non-zero and positive detection limit value provided.  If a detection limit is not available from the source data, </w:t>
-            </w:r>
-            <w:commentRangeStart w:id="0"/>
-            <w:r>
-              <w:rPr>
-                <w:rStyle w:val="normaltextrun"/>
-                <w:rFonts w:ascii="Calibri" w:hAnsi="Calibri" w:cs="Calibri"/>
-                <w:sz w:val="22"/>
-                <w:szCs w:val="22"/>
-              </w:rPr>
-              <w:t xml:space="preserve">grantees are expected to estimate the detection limit </w:t>
-            </w:r>
-            <w:commentRangeEnd w:id="0"/>
-            <w:r>
-              <w:rPr>
-                <w:rStyle w:val="CommentReference"/>
-                <w:rFonts w:asciiTheme="minorHAnsi" w:eastAsiaTheme="minorHAnsi" w:hAnsiTheme="minorHAnsi" w:cstheme="minorBidi"/>
-                <w:color w:val="262626" w:themeColor="text1" w:themeTint="D9"/>
-              </w:rPr>
-              <w:commentReference w:id="0"/>
-            </w:r>
-            <w:r>
-              <w:rPr>
-                <w:rStyle w:val="normaltextrun"/>
-                <w:rFonts w:ascii="Calibri" w:hAnsi="Calibri" w:cs="Calibri"/>
-                <w:sz w:val="22"/>
-                <w:szCs w:val="22"/>
-              </w:rPr>
-              <w:t xml:space="preserve">from available data and/or provide a standard detection limit number.  Guidance for determining detection limits when one is not provided is available in </w:t>
+              <w:t xml:space="preserve">All samples with results below the detection limit must have a non-zero and positive detection limit value provided.  If a detection limit is not available from the source data, grantees are expected to estimate the detection limit from available data and/or provide a standard detection limit number.  Guidance for determining detection limits when one is not provided is available in </w:t>
             </w:r>
             <w:r>
               <w:rPr>
@@ -3369,17 +3341,7 @@
                 <w:sz w:val="22"/>
                 <w:szCs w:val="22"/>
               </w:rPr>
-              <w:t xml:space="preserve">annual [and quarterly for Nitrate and Atrazine only] average concentration values are derived from </w:t>
-            </w:r>
-            <w:commentRangeStart w:id="1"/>
-            <w:r>
-              <w:rPr>
-                <w:rStyle w:val="normaltextrun"/>
-                <w:rFonts w:ascii="Calibri" w:hAnsi="Calibri" w:cs="Calibri"/>
-                <w:sz w:val="22"/>
-                <w:szCs w:val="22"/>
-              </w:rPr>
-              <w:t xml:space="preserve">first averaging by </w:t>
+              <w:t xml:space="preserve">annual [and quarterly for Nitrate and Atrazine only] average concentration values are derived from first averaging by </w:t>
             </w:r>
             <w:r>
               <w:rPr>
@@ -3398,25 +3360,7 @@
                 <w:sz w:val="22"/>
                 <w:szCs w:val="22"/>
               </w:rPr>
-              <w:t>, then averaging by CWS</w:t>
-            </w:r>
-            <w:commentRangeEnd w:id="1"/>
-            <w:r>
-              <w:rPr>
-                <w:rStyle w:val="CommentReference"/>
-                <w:rFonts w:asciiTheme="minorHAnsi" w:eastAsiaTheme="minorHAnsi" w:hAnsiTheme="minorHAnsi" w:cstheme="minorBidi"/>
-                <w:color w:val="262626" w:themeColor="text1" w:themeTint="D9"/>
-              </w:rPr>
-              <w:commentReference w:id="1"/>
-            </w:r>
-            <w:r>
-              <w:rPr>
-                <w:rStyle w:val="normaltextrun"/>
-                <w:rFonts w:ascii="Calibri" w:hAnsi="Calibri" w:cs="Calibri"/>
-                <w:sz w:val="22"/>
-                <w:szCs w:val="22"/>
-              </w:rPr>
-              <w:t xml:space="preserve">.  For disinfection-by-products (TTHM and HAA5) annual and quarterly average concentration values are derived from first averaging by </w:t>
+              <w:t xml:space="preserve">, then averaging by CWS.  For disinfection-by-products (TTHM and HAA5) annual and quarterly average concentration values are derived from first averaging by </w:t>
             </w:r>
             <w:r>
               <w:rPr>
@@ -3614,17 +3558,7 @@
                 <w:sz w:val="22"/>
                 <w:szCs w:val="22"/>
               </w:rPr>
-              <w:t xml:space="preserve">  However, previous SAS indicator packages have suggested and used benchmarks relative to the regulatory Maximum Contaminant Level (MCL) for each analyte.  </w:t>
-            </w:r>
-            <w:commentRangeStart w:id="2"/>
-            <w:r>
-              <w:rPr>
-                <w:rStyle w:val="normaltextrun"/>
-                <w:rFonts w:ascii="Calibri" w:hAnsi="Calibri" w:cs="Calibri"/>
-                <w:sz w:val="22"/>
-                <w:szCs w:val="22"/>
-              </w:rPr>
-              <w:t>In practice, grantees and CDC have been afforded the option of choosing which analyte-specific concentration categories work best for them.</w:t>
+              <w:t>  However, previous SAS indicator packages have suggested and used benchmarks relative to the regulatory Maximum Contaminant Level (MCL) for each analyte.  In practice, grantees and CDC have been afforded the option of choosing which analyte-specific concentration categories work best for them.</w:t>
             </w:r>
             <w:r>
               <w:rPr>
@@ -3634,15 +3568,6 @@
                 <w:szCs w:val="22"/>
               </w:rPr>
               <w:t> </w:t>
-            </w:r>
-            <w:commentRangeEnd w:id="2"/>
-            <w:r>
-              <w:rPr>
-                <w:rStyle w:val="CommentReference"/>
-                <w:rFonts w:asciiTheme="minorHAnsi" w:eastAsiaTheme="minorHAnsi" w:hAnsiTheme="minorHAnsi" w:cstheme="minorBidi"/>
-                <w:color w:val="262626" w:themeColor="text1" w:themeTint="D9"/>
-              </w:rPr>
-              <w:commentReference w:id="2"/>
             </w:r>
           </w:p>
           <w:p>
@@ -3870,12 +3795,12 @@
           <w:color w:val="212121"/>
         </w:rPr>
         <w:sectPr>
-          <w:headerReference w:type="even" r:id="rId15"/>
-          <w:headerReference w:type="default" r:id="rId16"/>
-          <w:footerReference w:type="even" r:id="rId17"/>
-          <w:footerReference w:type="default" r:id="rId18"/>
-          <w:headerReference w:type="first" r:id="rId19"/>
-          <w:footerReference w:type="first" r:id="rId20"/>
+          <w:headerReference w:type="even" r:id="rId11"/>
+          <w:headerReference w:type="default" r:id="rId12"/>
+          <w:footerReference w:type="even" r:id="rId13"/>
+          <w:footerReference w:type="default" r:id="rId14"/>
+          <w:headerReference w:type="first" r:id="rId15"/>
+          <w:footerReference w:type="first" r:id="rId16"/>
           <w:type w:val="continuous"/>
           <w:pgSz w:w="12240" w:h="15840"/>
           <w:pgMar w:top="1440" w:right="1080" w:bottom="720" w:left="1080" w:header="720" w:footer="720" w:gutter="0"/>
@@ -7649,7 +7574,7 @@
           <w:szCs w:val="24"/>
         </w:rPr>
         <w:sectPr>
-          <w:headerReference w:type="default" r:id="rId21"/>
+          <w:headerReference w:type="default" r:id="rId17"/>
           <w:pgSz w:w="15840" w:h="12240" w:orient="landscape"/>
           <w:pgMar w:top="1080" w:right="1800" w:bottom="1080" w:left="720" w:header="720" w:footer="720" w:gutter="0"/>
           <w:cols w:space="720"/>
@@ -7746,29 +7671,7 @@
           <w:rFonts w:ascii="Calibri" w:eastAsia="Times New Roman" w:hAnsi="Calibri" w:cs="Calibri"/>
           <w:color w:val="auto"/>
         </w:rPr>
-        <w:t xml:space="preserve">.  </w:t>
-      </w:r>
-      <w:commentRangeStart w:id="3"/>
-      <w:r>
-        <w:rPr>
-          <w:rFonts w:ascii="Calibri" w:eastAsia="Times New Roman" w:hAnsi="Calibri" w:cs="Calibri"/>
-          <w:color w:val="auto"/>
-        </w:rPr>
-        <w:t>These locations are not expected to be precise enough or intended to be used in linking health outcome information to water quality measures; they are only intended for diagrammatic purposes.</w:t>
-      </w:r>
-      <w:commentRangeEnd w:id="3"/>
-      <w:r>
-        <w:rPr>
-          <w:rStyle w:val="CommentReference"/>
-        </w:rPr>
-        <w:commentReference w:id="3"/>
-      </w:r>
-      <w:r>
-        <w:rPr>
-          <w:rFonts w:ascii="Calibri" w:eastAsia="Times New Roman" w:hAnsi="Calibri" w:cs="Calibri"/>
-          <w:color w:val="auto"/>
-        </w:rPr>
-        <w:t>   </w:t>
+        <w:t>.  These locations are not expected to be precise enough or intended to be used in linking health outcome information to water quality measures; they are only intended for diagrammatic purposes.   </w:t>
       </w:r>
     </w:p>
     <w:p>
@@ -8079,7 +7982,7 @@
         </w:rPr>
         <w:t xml:space="preserve"> </w:t>
       </w:r>
-      <w:hyperlink r:id="rId22" w:tgtFrame="_blank" w:history="1">
+      <w:hyperlink r:id="rId18" w:tgtFrame="_blank" w:history="1">
         <w:r>
           <w:rPr>
             <w:rFonts w:eastAsia="Times New Roman" w:cstheme="minorHAnsi"/>
@@ -8322,7 +8225,7 @@
         </w:rPr>
         <w:t xml:space="preserve">=PCS) – The Geographic Names Information System (GNIS - </w:t>
       </w:r>
-      <w:hyperlink r:id="rId23" w:tgtFrame="_blank" w:history="1">
+      <w:hyperlink r:id="rId19" w:tgtFrame="_blank" w:history="1">
         <w:r>
           <w:rPr>
             <w:rFonts w:ascii="Calibri" w:eastAsia="Times New Roman" w:hAnsi="Calibri" w:cs="Calibri"/>
@@ -8394,7 +8297,7 @@
         </w:rPr>
         <w:t>Grantees can use in-house geocoding expertise or an external service like BatchGeo.com or Google Fusion Tables (</w:t>
       </w:r>
-      <w:hyperlink r:id="rId24" w:tgtFrame="_blank" w:history="1">
+      <w:hyperlink r:id="rId20" w:tgtFrame="_blank" w:history="1">
         <w:r>
           <w:rPr>
             <w:rFonts w:eastAsia="Times New Roman" w:cstheme="minorHAnsi"/>
@@ -8523,7 +8426,7 @@
           <w:color w:val="auto"/>
         </w:rPr>
         <w:sectPr>
-          <w:headerReference w:type="default" r:id="rId25"/>
+          <w:headerReference w:type="default" r:id="rId21"/>
           <w:pgSz w:w="12240" w:h="15840"/>
           <w:pgMar w:top="1440" w:right="1080" w:bottom="720" w:left="1080" w:header="720" w:footer="720" w:gutter="0"/>
           <w:cols w:space="720"/>
@@ -8634,7 +8537,7 @@
         </w:rPr>
         <w:t xml:space="preserve"> Tool is on SharePoint at: </w:t>
       </w:r>
-      <w:hyperlink r:id="rId26" w:tgtFrame="_blank" w:history="1">
+      <w:hyperlink r:id="rId22" w:tgtFrame="_blank" w:history="1">
         <w:r>
           <w:rPr>
             <w:rFonts w:ascii="Calibri" w:eastAsia="Times New Roman" w:hAnsi="Calibri" w:cs="Calibri"/>
@@ -8864,7 +8767,7 @@
         </w:rPr>
         <w:t>For the remaining non-detect observations lacking a DL and not updated in (1) or (2), please refer to the Excel file on Share Point, Analyte Detection Methods (</w:t>
       </w:r>
-      <w:hyperlink r:id="rId27" w:tgtFrame="_blank" w:history="1">
+      <w:hyperlink r:id="rId23" w:tgtFrame="_blank" w:history="1">
         <w:r>
           <w:rPr>
             <w:rFonts w:ascii="Calibri" w:eastAsia="Times New Roman" w:hAnsi="Calibri" w:cs="Calibri"/>
@@ -14259,7 +14162,7 @@
                     <pic:cNvPicPr/>
                   </pic:nvPicPr>
                   <pic:blipFill>
-                    <a:blip r:embed="rId28" cstate="print">
+                    <a:blip r:embed="rId24" cstate="print">
                       <a:extLst>
                         <a:ext uri="{28A0092B-C50C-407E-A947-70E740481C1C}">
                           <a14:useLocalDpi xmlns:a14="http://schemas.microsoft.com/office/drawing/2010/main" val="0"/>
@@ -14300,7 +14203,7 @@
       <w:r>
         <w:t xml:space="preserve">Contact us: </w:t>
       </w:r>
-      <w:hyperlink r:id="rId29" w:history="1">
+      <w:hyperlink r:id="rId25" w:history="1">
         <w:r>
           <w:rPr>
             <w:rStyle w:val="Hyperlink"/>
@@ -14316,7 +14219,7 @@
       <w:r>
         <w:t xml:space="preserve">Visit the Tracking Network today: </w:t>
       </w:r>
-      <w:hyperlink r:id="rId30" w:history="1">
+      <w:hyperlink r:id="rId26" w:history="1">
         <w:r>
           <w:rPr>
             <w:rStyle w:val="Hyperlink"/>
@@ -14394,110 +14297,6 @@
     </w:sectPr>
   </w:body>
 </w:document>
-</file>
-
-<file path=word/comments.xml><?xml version="1.0" encoding="utf-8"?>
-<w:comments xmlns:wpc="http://schemas.microsoft.com/office/word/2010/wordprocessingCanvas" xmlns:cx="http://schemas.microsoft.com/office/drawing/2014/chartex" xmlns:cx1="http://schemas.microsoft.com/office/drawing/2015/9/8/chartex" xmlns:cx2="http://schemas.microsoft.com/office/drawing/2015/10/21/chartex" xmlns:cx3="http://schemas.microsoft.com/office/drawing/2016/5/9/chartex" xmlns:cx4="http://schemas.microsoft.com/office/drawing/2016/5/10/chartex" xmlns:cx5="http://schemas.microsoft.com/office/drawing/2016/5/11/chartex" xmlns:cx6="http://schemas.microsoft.com/office/drawing/2016/5/12/chartex" xmlns:cx7="http://schemas.microsoft.com/office/drawing/2016/5/13/chartex" xmlns:cx8="http://schemas.microsoft.com/office/drawing/2016/5/14/chartex" xmlns:mc="http://schemas.openxmlformats.org/markup-compatibility/2006" xmlns:aink="http://schemas.microsoft.com/office/drawing/2016/ink" xmlns:am3d="http://schemas.microsoft.com/office/drawing/2017/model3d" xmlns:o="urn:schemas-microsoft-com:office:office" xmlns:r="http://schemas.openxmlformats.org/officeDocument/2006/relationships" xmlns:m="http://schemas.openxmlformats.org/officeDocument/2006/math" xmlns:v="urn:schemas-microsoft-com:vml" xmlns:wp14="http://schemas.microsoft.com/office/word/2010/wordprocessingDrawing" xmlns:wp="http://schemas.openxmlformats.org/drawingml/2006/wordprocessingDrawing" xmlns:w10="urn:schemas-microsoft-com:office:word" xmlns:w="http://schemas.openxmlformats.org/wordprocessingml/2006/main" xmlns:w14="http://schemas.microsoft.com/office/word/2010/wordml" xmlns:w15="http://schemas.microsoft.com/office/word/2012/wordml" xmlns:w16cex="http://schemas.microsoft.com/office/word/2018/wordml/cex" xmlns:w16cid="http://schemas.microsoft.com/office/word/2016/wordml/cid" xmlns:w16="http://schemas.microsoft.com/office/word/2018/wordml" xmlns:w16se="http://schemas.microsoft.com/office/word/2015/wordml/symex" xmlns:wpg="http://schemas.microsoft.com/office/word/2010/wordprocessingGroup" xmlns:wpi="http://schemas.microsoft.com/office/word/2010/wordprocessingInk" xmlns:wne="http://schemas.microsoft.com/office/word/2006/wordml" xmlns:wps="http://schemas.microsoft.com/office/word/2010/wordprocessingShape" mc:Ignorable="w14 w15 w16se w16cid w16 w16cex wp14">
-  <w:comment w:id="0" w:author="JFard, Babak" w:date="2023-03-13T17:12:00Z" w:initials="JB">
-    <w:p>
-      <w:pPr>
-        <w:pStyle w:val="CommentText"/>
-      </w:pPr>
-      <w:r>
-        <w:rPr>
-          <w:rStyle w:val="CommentReference"/>
-        </w:rPr>
-        <w:annotationRef/>
-      </w:r>
-      <w:r>
-        <w:t>How?</w:t>
-      </w:r>
-    </w:p>
-    <w:p>
-      <w:pPr>
-        <w:pStyle w:val="CommentText"/>
-      </w:pPr>
-      <w:r>
-        <w:t>Answer: Appendix D</w:t>
-      </w:r>
-    </w:p>
-  </w:comment>
-  <w:comment w:id="1" w:author="JFard, Babak" w:date="2023-03-13T17:32:00Z" w:initials="JB">
-    <w:p>
-      <w:pPr>
-        <w:pStyle w:val="CommentText"/>
-      </w:pPr>
-      <w:r>
-        <w:rPr>
-          <w:rStyle w:val="CommentReference"/>
-        </w:rPr>
-        <w:annotationRef/>
-      </w:r>
-      <w:r>
-        <w:t>??</w:t>
-      </w:r>
-    </w:p>
-  </w:comment>
-  <w:comment w:id="2" w:author="JFard, Babak" w:date="2023-03-13T17:43:00Z" w:initials="JB">
-    <w:p>
-      <w:pPr>
-        <w:pStyle w:val="CommentText"/>
-      </w:pPr>
-      <w:r>
-        <w:rPr>
-          <w:rStyle w:val="CommentReference"/>
-        </w:rPr>
-        <w:annotationRef/>
-      </w:r>
-      <w:r>
-        <w:t>A matter of further consideration?</w:t>
-      </w:r>
-    </w:p>
-  </w:comment>
-  <w:comment w:id="3" w:author="JFard, Babak" w:date="2023-03-13T17:48:00Z" w:initials="JB">
-    <w:p>
-      <w:pPr>
-        <w:pStyle w:val="CommentText"/>
-      </w:pPr>
-      <w:r>
-        <w:rPr>
-          <w:rStyle w:val="CommentReference"/>
-        </w:rPr>
-        <w:annotationRef/>
-      </w:r>
-      <w:r>
-        <w:t>*** Very important to consider when getting such data</w:t>
-      </w:r>
-    </w:p>
-  </w:comment>
-</w:comments>
-</file>
-
-<file path=word/commentsExtended.xml><?xml version="1.0" encoding="utf-8"?>
-<w15:commentsEx xmlns:wpc="http://schemas.microsoft.com/office/word/2010/wordprocessingCanvas" xmlns:cx="http://schemas.microsoft.com/office/drawing/2014/chartex" xmlns:cx1="http://schemas.microsoft.com/office/drawing/2015/9/8/chartex" xmlns:cx2="http://schemas.microsoft.com/office/drawing/2015/10/21/chartex" xmlns:cx3="http://schemas.microsoft.com/office/drawing/2016/5/9/chartex" xmlns:cx4="http://schemas.microsoft.com/office/drawing/2016/5/10/chartex" xmlns:cx5="http://schemas.microsoft.com/office/drawing/2016/5/11/chartex" xmlns:cx6="http://schemas.microsoft.com/office/drawing/2016/5/12/chartex" xmlns:cx7="http://schemas.microsoft.com/office/drawing/2016/5/13/chartex" xmlns:cx8="http://schemas.microsoft.com/office/drawing/2016/5/14/chartex" xmlns:mc="http://schemas.openxmlformats.org/markup-compatibility/2006" xmlns:aink="http://schemas.microsoft.com/office/drawing/2016/ink" xmlns:am3d="http://schemas.microsoft.com/office/drawing/2017/model3d" xmlns:o="urn:schemas-microsoft-com:office:office" xmlns:r="http://schemas.openxmlformats.org/officeDocument/2006/relationships" xmlns:m="http://schemas.openxmlformats.org/officeDocument/2006/math" xmlns:v="urn:schemas-microsoft-com:vml" xmlns:wp14="http://schemas.microsoft.com/office/word/2010/wordprocessingDrawing" xmlns:wp="http://schemas.openxmlformats.org/drawingml/2006/wordprocessingDrawing" xmlns:w10="urn:schemas-microsoft-com:office:word" xmlns:w="http://schemas.openxmlformats.org/wordprocessingml/2006/main" xmlns:w14="http://schemas.microsoft.com/office/word/2010/wordml" xmlns:w15="http://schemas.microsoft.com/office/word/2012/wordml" xmlns:w16cex="http://schemas.microsoft.com/office/word/2018/wordml/cex" xmlns:w16cid="http://schemas.microsoft.com/office/word/2016/wordml/cid" xmlns:w16="http://schemas.microsoft.com/office/word/2018/wordml" xmlns:w16se="http://schemas.microsoft.com/office/word/2015/wordml/symex" xmlns:wpg="http://schemas.microsoft.com/office/word/2010/wordprocessingGroup" xmlns:wpi="http://schemas.microsoft.com/office/word/2010/wordprocessingInk" xmlns:wne="http://schemas.microsoft.com/office/word/2006/wordml" xmlns:wps="http://schemas.microsoft.com/office/word/2010/wordprocessingShape" mc:Ignorable="w14 w15 w16se w16cid w16 w16cex wp14">
-  <w15:commentEx w15:paraId="5CA148B0" w15:done="0"/>
-  <w15:commentEx w15:paraId="08EA208E" w15:done="0"/>
-  <w15:commentEx w15:paraId="45A66708" w15:done="0"/>
-  <w15:commentEx w15:paraId="1C719D0D" w15:done="0"/>
-</w15:commentsEx>
-</file>
-
-<file path=word/commentsExtensible.xml><?xml version="1.0" encoding="utf-8"?>
-<w16cex:commentsExtensible xmlns:wpc="http://schemas.microsoft.com/office/word/2010/wordprocessingCanvas" xmlns:cx="http://schemas.microsoft.com/office/drawing/2014/chartex" xmlns:cx1="http://schemas.microsoft.com/office/drawing/2015/9/8/chartex" xmlns:cx2="http://schemas.microsoft.com/office/drawing/2015/10/21/chartex" xmlns:cx3="http://schemas.microsoft.com/office/drawing/2016/5/9/chartex" xmlns:cx4="http://schemas.microsoft.com/office/drawing/2016/5/10/chartex" xmlns:cx5="http://schemas.microsoft.com/office/drawing/2016/5/11/chartex" xmlns:cx6="http://schemas.microsoft.com/office/drawing/2016/5/12/chartex" xmlns:cx7="http://schemas.microsoft.com/office/drawing/2016/5/13/chartex" xmlns:cx8="http://schemas.microsoft.com/office/drawing/2016/5/14/chartex" xmlns:mc="http://schemas.openxmlformats.org/markup-compatibility/2006" xmlns:aink="http://schemas.microsoft.com/office/drawing/2016/ink" xmlns:am3d="http://schemas.microsoft.com/office/drawing/2017/model3d" xmlns:o="urn:schemas-microsoft-com:office:office" xmlns:r="http://schemas.openxmlformats.org/officeDocument/2006/relationships" xmlns:m="http://schemas.openxmlformats.org/officeDocument/2006/math" xmlns:v="urn:schemas-microsoft-com:vml" xmlns:wp14="http://schemas.microsoft.com/office/word/2010/wordprocessingDrawing" xmlns:wp="http://schemas.openxmlformats.org/drawingml/2006/wordprocessingDrawing" xmlns:w10="urn:schemas-microsoft-com:office:word" xmlns:w="http://schemas.openxmlformats.org/wordprocessingml/2006/main" xmlns:w14="http://schemas.microsoft.com/office/word/2010/wordml" xmlns:w15="http://schemas.microsoft.com/office/word/2012/wordml" xmlns:w16cex="http://schemas.microsoft.com/office/word/2018/wordml/cex" xmlns:w16cid="http://schemas.microsoft.com/office/word/2016/wordml/cid" xmlns:w16="http://schemas.microsoft.com/office/word/2018/wordml" xmlns:w16se="http://schemas.microsoft.com/office/word/2015/wordml/symex" xmlns:wpg="http://schemas.microsoft.com/office/word/2010/wordprocessingGroup" xmlns:wpi="http://schemas.microsoft.com/office/word/2010/wordprocessingInk" xmlns:wne="http://schemas.microsoft.com/office/word/2006/wordml" xmlns:wps="http://schemas.microsoft.com/office/word/2010/wordprocessingShape" mc:Ignorable="w14 w15 w16se w16cid w16 w16cex wp14">
-  <w16cex:commentExtensible w16cex:durableId="27B9D80E" w16cex:dateUtc="2023-03-13T21:12:00Z"/>
-  <w16cex:commentExtensible w16cex:durableId="27B9DC93" w16cex:dateUtc="2023-03-13T21:32:00Z"/>
-  <w16cex:commentExtensible w16cex:durableId="27B9DF2B" w16cex:dateUtc="2023-03-13T21:43:00Z"/>
-  <w16cex:commentExtensible w16cex:durableId="27B9E086" w16cex:dateUtc="2023-03-13T21:48:00Z"/>
-</w16cex:commentsExtensible>
-</file>
-
-<file path=word/commentsIds.xml><?xml version="1.0" encoding="utf-8"?>
-<w16cid:commentsIds xmlns:wpc="http://schemas.microsoft.com/office/word/2010/wordprocessingCanvas" xmlns:cx="http://schemas.microsoft.com/office/drawing/2014/chartex" xmlns:cx1="http://schemas.microsoft.com/office/drawing/2015/9/8/chartex" xmlns:cx2="http://schemas.microsoft.com/office/drawing/2015/10/21/chartex" xmlns:cx3="http://schemas.microsoft.com/office/drawing/2016/5/9/chartex" xmlns:cx4="http://schemas.microsoft.com/office/drawing/2016/5/10/chartex" xmlns:cx5="http://schemas.microsoft.com/office/drawing/2016/5/11/chartex" xmlns:cx6="http://schemas.microsoft.com/office/drawing/2016/5/12/chartex" xmlns:cx7="http://schemas.microsoft.com/office/drawing/2016/5/13/chartex" xmlns:cx8="http://schemas.microsoft.com/office/drawing/2016/5/14/chartex" xmlns:mc="http://schemas.openxmlformats.org/markup-compatibility/2006" xmlns:aink="http://schemas.microsoft.com/office/drawing/2016/ink" xmlns:am3d="http://schemas.microsoft.com/office/drawing/2017/model3d" xmlns:o="urn:schemas-microsoft-com:office:office" xmlns:r="http://schemas.openxmlformats.org/officeDocument/2006/relationships" xmlns:m="http://schemas.openxmlformats.org/officeDocument/2006/math" xmlns:v="urn:schemas-microsoft-com:vml" xmlns:wp14="http://schemas.microsoft.com/office/word/2010/wordprocessingDrawing" xmlns:wp="http://schemas.openxmlformats.org/drawingml/2006/wordprocessingDrawing" xmlns:w10="urn:schemas-microsoft-com:office:word" xmlns:w="http://schemas.openxmlformats.org/wordprocessingml/2006/main" xmlns:w14="http://schemas.microsoft.com/office/word/2010/wordml" xmlns:w15="http://schemas.microsoft.com/office/word/2012/wordml" xmlns:w16cex="http://schemas.microsoft.com/office/word/2018/wordml/cex" xmlns:w16cid="http://schemas.microsoft.com/office/word/2016/wordml/cid" xmlns:w16="http://schemas.microsoft.com/office/word/2018/wordml" xmlns:w16se="http://schemas.microsoft.com/office/word/2015/wordml/symex" xmlns:wpg="http://schemas.microsoft.com/office/word/2010/wordprocessingGroup" xmlns:wpi="http://schemas.microsoft.com/office/word/2010/wordprocessingInk" xmlns:wne="http://schemas.microsoft.com/office/word/2006/wordml" xmlns:wps="http://schemas.microsoft.com/office/word/2010/wordprocessingShape" mc:Ignorable="w14 w15 w16se w16cid w16 w16cex wp14">
-  <w16cid:commentId w16cid:paraId="5CA148B0" w16cid:durableId="27B9D80E"/>
-  <w16cid:commentId w16cid:paraId="08EA208E" w16cid:durableId="27B9DC93"/>
-  <w16cid:commentId w16cid:paraId="45A66708" w16cid:durableId="27B9DF2B"/>
-  <w16cid:commentId w16cid:paraId="1C719D0D" w16cid:durableId="27B9E086"/>
-</w16cid:commentsIds>
 </file>
 
 <file path=word/endnotes.xml><?xml version="1.0" encoding="utf-8"?>
@@ -17779,14 +17578,6 @@
   </w:num>
   <w:numIdMacAtCleanup w:val="13"/>
 </w:numbering>
-</file>
-
-<file path=word/people.xml><?xml version="1.0" encoding="utf-8"?>
-<w15:people xmlns:wpc="http://schemas.microsoft.com/office/word/2010/wordprocessingCanvas" xmlns:cx="http://schemas.microsoft.com/office/drawing/2014/chartex" xmlns:cx1="http://schemas.microsoft.com/office/drawing/2015/9/8/chartex" xmlns:cx2="http://schemas.microsoft.com/office/drawing/2015/10/21/chartex" xmlns:cx3="http://schemas.microsoft.com/office/drawing/2016/5/9/chartex" xmlns:cx4="http://schemas.microsoft.com/office/drawing/2016/5/10/chartex" xmlns:cx5="http://schemas.microsoft.com/office/drawing/2016/5/11/chartex" xmlns:cx6="http://schemas.microsoft.com/office/drawing/2016/5/12/chartex" xmlns:cx7="http://schemas.microsoft.com/office/drawing/2016/5/13/chartex" xmlns:cx8="http://schemas.microsoft.com/office/drawing/2016/5/14/chartex" xmlns:mc="http://schemas.openxmlformats.org/markup-compatibility/2006" xmlns:aink="http://schemas.microsoft.com/office/drawing/2016/ink" xmlns:am3d="http://schemas.microsoft.com/office/drawing/2017/model3d" xmlns:o="urn:schemas-microsoft-com:office:office" xmlns:r="http://schemas.openxmlformats.org/officeDocument/2006/relationships" xmlns:m="http://schemas.openxmlformats.org/officeDocument/2006/math" xmlns:v="urn:schemas-microsoft-com:vml" xmlns:wp14="http://schemas.microsoft.com/office/word/2010/wordprocessingDrawing" xmlns:wp="http://schemas.openxmlformats.org/drawingml/2006/wordprocessingDrawing" xmlns:w10="urn:schemas-microsoft-com:office:word" xmlns:w="http://schemas.openxmlformats.org/wordprocessingml/2006/main" xmlns:w14="http://schemas.microsoft.com/office/word/2010/wordml" xmlns:w15="http://schemas.microsoft.com/office/word/2012/wordml" xmlns:w16cex="http://schemas.microsoft.com/office/word/2018/wordml/cex" xmlns:w16cid="http://schemas.microsoft.com/office/word/2016/wordml/cid" xmlns:w16="http://schemas.microsoft.com/office/word/2018/wordml" xmlns:w16se="http://schemas.microsoft.com/office/word/2015/wordml/symex" xmlns:wpg="http://schemas.microsoft.com/office/word/2010/wordprocessingGroup" xmlns:wpi="http://schemas.microsoft.com/office/word/2010/wordprocessingInk" xmlns:wne="http://schemas.microsoft.com/office/word/2006/wordml" xmlns:wps="http://schemas.microsoft.com/office/word/2010/wordprocessingShape" mc:Ignorable="w14 w15 w16se w16cid w16 w16cex wp14">
-  <w15:person w15:author="JFard, Babak">
-    <w15:presenceInfo w15:providerId="AD" w15:userId="S::babak.jfard@unmc.edu::60037b82-3303-4659-b397-2db0de06c5ce"/>
-  </w15:person>
-</w15:people>
 </file>
 
 <file path=word/styles.xml><?xml version="1.0" encoding="utf-8"?>
@@ -19213,12 +19004,24 @@
 </file>
 
 <file path=customXml/item2.xml><?xml version="1.0" encoding="utf-8"?>
-<?mso-contentType ?>
-<FormTemplates xmlns="http://schemas.microsoft.com/sharepoint/v3/contenttype/forms">
-  <Display>DocumentLibraryForm</Display>
-  <Edit>DocumentLibraryForm</Edit>
-  <New>DocumentLibraryForm</New>
-</FormTemplates>
+<p:properties xmlns:p="http://schemas.microsoft.com/office/2006/metadata/properties" xmlns:xsi="http://www.w3.org/2001/XMLSchema-instance" xmlns:pc="http://schemas.microsoft.com/office/infopath/2007/PartnerControls">
+  <documentManagement>
+    <Link xmlns="6B710C5F-2DC9-4C37-BD29-2E6939E2CDE5">
+      <Url xsi:nil="true"/>
+      <Description xsi:nil="true"/>
+    </Link>
+    <Subcateogry xmlns="ECC08746-24BB-4E37-BB4C-065978B1E5A1">How-To Guides</Subcateogry>
+    <Year xmlns="DF3916DE-A1F6-488A-9456-327F3B23C4F8">2023</Year>
+    <Data_x0020_Submission0 xmlns="FEE2B03D-709B-41D9-8179-6B67816EF983">true</Data_x0020_Submission0>
+    <Hospitalization xmlns="ECC08746-24BB-4E37-BB4C-065978B1E5A1">Community Drinking Water</Hospitalization>
+    <Archive xmlns="ECC08746-24BB-4E37-BB4C-065978B1E5A1">Current Standard</Archive>
+    <_dlc_DocId xmlns="6b710c5f-2dc9-4c37-bd29-2e6939e2cde5">NS7YCQ7CCPTZ-1293111463-309</_dlc_DocId>
+    <_dlc_DocIdUrl xmlns="6b710c5f-2dc9-4c37-bd29-2e6939e2cde5">
+      <Url>https://cdcpartners.sharepoint.com/sites/NCEH/EHHE/tracking/Resources/_layouts/15/DocIdRedir.aspx?ID=NS7YCQ7CCPTZ-1293111463-309</Url>
+      <Description>NS7YCQ7CCPTZ-1293111463-309</Description>
+    </_dlc_DocIdUrl>
+  </documentManagement>
+</p:properties>
 </file>
 
 <file path=customXml/item3.xml><?xml version="1.0" encoding="utf-8"?>
@@ -19483,24 +19286,12 @@
 </file>
 
 <file path=customXml/item4.xml><?xml version="1.0" encoding="utf-8"?>
-<p:properties xmlns:p="http://schemas.microsoft.com/office/2006/metadata/properties" xmlns:xsi="http://www.w3.org/2001/XMLSchema-instance" xmlns:pc="http://schemas.microsoft.com/office/infopath/2007/PartnerControls">
-  <documentManagement>
-    <Link xmlns="6B710C5F-2DC9-4C37-BD29-2E6939E2CDE5">
-      <Url xsi:nil="true"/>
-      <Description xsi:nil="true"/>
-    </Link>
-    <Subcateogry xmlns="ECC08746-24BB-4E37-BB4C-065978B1E5A1">How-To Guides</Subcateogry>
-    <Year xmlns="DF3916DE-A1F6-488A-9456-327F3B23C4F8">2023</Year>
-    <Data_x0020_Submission0 xmlns="FEE2B03D-709B-41D9-8179-6B67816EF983">true</Data_x0020_Submission0>
-    <Hospitalization xmlns="ECC08746-24BB-4E37-BB4C-065978B1E5A1">Community Drinking Water</Hospitalization>
-    <Archive xmlns="ECC08746-24BB-4E37-BB4C-065978B1E5A1">Current Standard</Archive>
-    <_dlc_DocId xmlns="6b710c5f-2dc9-4c37-bd29-2e6939e2cde5">NS7YCQ7CCPTZ-1293111463-309</_dlc_DocId>
-    <_dlc_DocIdUrl xmlns="6b710c5f-2dc9-4c37-bd29-2e6939e2cde5">
-      <Url>https://cdcpartners.sharepoint.com/sites/NCEH/EHHE/tracking/Resources/_layouts/15/DocIdRedir.aspx?ID=NS7YCQ7CCPTZ-1293111463-309</Url>
-      <Description>NS7YCQ7CCPTZ-1293111463-309</Description>
-    </_dlc_DocIdUrl>
-  </documentManagement>
-</p:properties>
+<?mso-contentType ?>
+<FormTemplates xmlns="http://schemas.microsoft.com/sharepoint/v3/contenttype/forms">
+  <Display>DocumentLibraryForm</Display>
+  <Edit>DocumentLibraryForm</Edit>
+  <New>DocumentLibraryForm</New>
+</FormTemplates>
 </file>
 
 <file path=customXml/itemProps1.xml><?xml version="1.0" encoding="utf-8"?>
@@ -19512,9 +19303,15 @@
 </file>
 
 <file path=customXml/itemProps2.xml><?xml version="1.0" encoding="utf-8"?>
-<ds:datastoreItem xmlns:ds="http://schemas.openxmlformats.org/officeDocument/2006/customXml" ds:itemID="{CBC15E7E-2B53-42FB-B111-0B4F91F1094D}">
+<ds:datastoreItem xmlns:ds="http://schemas.openxmlformats.org/officeDocument/2006/customXml" ds:itemID="{6260623D-2872-42F7-9C74-588B7F40ED0E}">
   <ds:schemaRefs>
-    <ds:schemaRef ds:uri="http://schemas.microsoft.com/sharepoint/v3/contenttype/forms"/>
+    <ds:schemaRef ds:uri="http://schemas.microsoft.com/office/2006/metadata/properties"/>
+    <ds:schemaRef ds:uri="http://schemas.microsoft.com/office/infopath/2007/PartnerControls"/>
+    <ds:schemaRef ds:uri="6B710C5F-2DC9-4C37-BD29-2E6939E2CDE5"/>
+    <ds:schemaRef ds:uri="ECC08746-24BB-4E37-BB4C-065978B1E5A1"/>
+    <ds:schemaRef ds:uri="DF3916DE-A1F6-488A-9456-327F3B23C4F8"/>
+    <ds:schemaRef ds:uri="FEE2B03D-709B-41D9-8179-6B67816EF983"/>
+    <ds:schemaRef ds:uri="6b710c5f-2dc9-4c37-bd29-2e6939e2cde5"/>
   </ds:schemaRefs>
 </ds:datastoreItem>
 </file>
@@ -19543,15 +19340,9 @@
 </file>
 
 <file path=customXml/itemProps4.xml><?xml version="1.0" encoding="utf-8"?>
-<ds:datastoreItem xmlns:ds="http://schemas.openxmlformats.org/officeDocument/2006/customXml" ds:itemID="{6260623D-2872-42F7-9C74-588B7F40ED0E}">
+<ds:datastoreItem xmlns:ds="http://schemas.openxmlformats.org/officeDocument/2006/customXml" ds:itemID="{CBC15E7E-2B53-42FB-B111-0B4F91F1094D}">
   <ds:schemaRefs>
-    <ds:schemaRef ds:uri="http://schemas.microsoft.com/office/2006/metadata/properties"/>
-    <ds:schemaRef ds:uri="http://schemas.microsoft.com/office/infopath/2007/PartnerControls"/>
-    <ds:schemaRef ds:uri="6B710C5F-2DC9-4C37-BD29-2E6939E2CDE5"/>
-    <ds:schemaRef ds:uri="ECC08746-24BB-4E37-BB4C-065978B1E5A1"/>
-    <ds:schemaRef ds:uri="DF3916DE-A1F6-488A-9456-327F3B23C4F8"/>
-    <ds:schemaRef ds:uri="FEE2B03D-709B-41D9-8179-6B67816EF983"/>
-    <ds:schemaRef ds:uri="6b710c5f-2dc9-4c37-bd29-2e6939e2cde5"/>
+    <ds:schemaRef ds:uri="http://schemas.microsoft.com/sharepoint/v3/contenttype/forms"/>
   </ds:schemaRefs>
 </ds:datastoreItem>
 </file>